--- a/gr-tax-legal-presentacion/docs/poder-plantilla.docx
+++ b/gr-tax-legal-presentacion/docs/poder-plantilla.docx
@@ -194,7 +194,7 @@
           <w:i/>
           <w:sz w:val="20"/>
         </w:rPr>
-        <w:t>[Nota: Este documento debe firmarse ante notario público del país de origen, apostillarse y traducirse al español por perito traductor autorizado en México, bajo la coordinación de G&amp;R TAX-LEGAL CONSULTING. El Poder se integra, junto con los documentos corporativos de la empresa, en un Certificado Notarial conforme al modelo del Prestador (certificado-notarial-modelo).]</w:t>
+        <w:t>[Nota: Este documento debe firmarse ante notario público del país de origen y apostillarse; estos trámites, así como cualquier traducción realizada en el país de origen, corren a cargo y costo del cliente, quien debe entregarlo ya concluido. G&amp;R TAX-LEGAL CONSULTING coordina únicamente la traducción al español por perito traductor autorizado por el Poder Judicial de la Federación o por el Tribunal Superior de Justicia de la Ciudad de México y, en su caso, la protocolización ante notario mexicano. Los documentos incompletos o defectuosos suspenden los plazos y su corrección corre a cargo del cliente. El Poder se integra, junto con los documentos corporativos de la empresa, en un Certificado Notarial conforme al modelo del Prestador (certificado-notarial-modelo).]</w:t>
       </w:r>
     </w:p>
     <w:sectPr>

--- a/gr-tax-legal-presentacion/docs/poder-plantilla.docx
+++ b/gr-tax-legal-presentacion/docs/poder-plantilla.docx
@@ -75,7 +75,7 @@
         <w:jc w:val="both"/>
       </w:pPr>
       <w:r>
-        <w:t>Se otorga el poder para que el apoderado represente a la empresa ante cualquier entidad pública o descentralizada, ya sea de naturaleza fiscal y/o administrativa, a nivel federal, estatal o local, incluyendo pero no limitado a la obtención de certificados de firma electrónica avanzada (FIEL / e.firma) y códigos de identificación, conforme a lo dispuesto en los artículos 19 y 19-A del Código Fiscal de la Federación; así como la obtención de la autorización correspondiente para la facturación electrónica; la presentación de declaraciones y la respuesta a cualquier tipo de requerimientos o solicitudes, y realizar aclaraciones ante el Servicio de Administración Tributaria, así como llevar a cabo todos los trámites administrativos necesarios ante cualquier departamento gubernamental, ya sea federal, estatal o municipal, incluyendo la Procuraduría Federal del Consumidor (PROFECO), el Instituto Mexicano del Seguro Social (IMSS), el Instituto del Fondo Nacional de la Vivienda para los Trabajadores (INFONAVIT), el Fondo de la Vivienda del Instituto de Seguridad y Servicios Sociales de los Trabajadores del Estado (FOVISSSTE), el Instituto de Vivienda del Distrito Federal (INVI), la Comisión Federal de Competencia (CFC), la Secretaría de Desarrollo Urbano y Vivienda del Distrito Federal (SEDUVI), la Comisión Federal de Electricidad (CFE), el Servicio de Administración Tributaria (SAT), la Secretaría de Hacienda y Crédito Público, cualquier tipo de secretaría y/o representación, la Administración General de Servicios al Contribuyente, la Tesorería de la Federación, la Tesorería del Distrito Federal o cualquier entidad local o municipal, y otros departamentos relacionados. Por lo tanto, podrá(n) presentar cualquier tipo de documentos, firmar formularios, declaraciones parciales, complementarias y anuales, así como informes administrativos, y firmar y celebrar todos los documentos necesarios, y realizar todas las acciones, procedimientos, gestiones y/o medidas que sean necesarias o convenientes para la mejor ejecución de este poder, y atender cualquier asunto relacionado con el cumplimiento de las obligaciones de la empresa.</w:t>
+        <w:t>Se otorga el poder para que el apoderado represente a la empresa ante cualquier entidad pública o descentralizada, ya sea de naturaleza fiscal y/o administrativa, a nivel federal, estatal o local, incluyendo pero no limitado a la obtención de certificados de firma electrónica avanzada (FIEL / e.firma) y códigos de identificación, conforme a lo dispuesto en los artículos 19 y 19-A del Código Fiscal de la Federación; así como la obtención de la autorización correspondiente para la facturación electrónica; presentar ante el Servicio de Administración Tributaria avisos de actualización al Registro Federal de Contribuyentes, incluyendo el aviso de cambio de domicilio fiscal, así como cualquier otro aviso previsto en el artículo 27 del Código Fiscal de la Federación y su Reglamento; la presentación de declaraciones y la respuesta a cualquier tipo de requerimientos o solicitudes, y realizar aclaraciones ante el Servicio de Administración Tributaria, así como llevar a cabo todos los trámites administrativos necesarios ante cualquier departamento gubernamental, ya sea federal, estatal o municipal, incluyendo la Procuraduría Federal del Consumidor (PROFECO), el Instituto Mexicano del Seguro Social (IMSS), el Instituto del Fondo Nacional de la Vivienda para los Trabajadores (INFONAVIT), el Fondo de la Vivienda del Instituto de Seguridad y Servicios Sociales de los Trabajadores del Estado (FOVISSSTE), el Instituto de Vivienda del Distrito Federal (INVI), la Comisión Federal de Competencia (CFC), la Secretaría de Desarrollo Urbano y Vivienda del Distrito Federal (SEDUVI), la Comisión Federal de Electricidad (CFE), el Servicio de Administración Tributaria (SAT), la Secretaría de Hacienda y Crédito Público, cualquier tipo de secretaría y/o representación, la Administración General de Servicios al Contribuyente, la Tesorería de la Federación, la Tesorería del Distrito Federal o cualquier entidad local o municipal, y otros departamentos relacionados. Por lo tanto, podrá(n) presentar cualquier tipo de documentos, firmar formularios, declaraciones parciales, complementarias y anuales, así como informes administrativos, y firmar y celebrar todos los documentos necesarios, y realizar todas las acciones, procedimientos, gestiones y/o medidas que sean necesarias o convenientes para la mejor ejecución de este poder, y atender cualquier asunto relacionado con el cumplimiento de las obligaciones de la empresa.</w:t>
       </w:r>
     </w:p>
     <w:p>
